--- a/rapports/16_02_2026/THIMBANE/coh_EQ5_sup_012301250024.docx
+++ b/rapports/16_02_2026/THIMBANE/coh_EQ5_sup_012301250024.docx
@@ -25,7 +25,7 @@
         <w:br/>
         <w:t>Grappe: 012301250024</w:t>
         <w:br/>
-        <w:t>Date: 16/02/2026 a 12:41</w:t>
+        <w:t>Date: 16/02/2026 a 12:58</w:t>
       </w:r>
     </w:p>
     <w:p/>

--- a/rapports/16_02_2026/THIMBANE/coh_EQ5_sup_012301250024.docx
+++ b/rapports/16_02_2026/THIMBANE/coh_EQ5_sup_012301250024.docx
@@ -25,7 +25,7 @@
         <w:br/>
         <w:t>Grappe: 012301250024</w:t>
         <w:br/>
-        <w:t>Date: 16/02/2026 a 12:58</w:t>
+        <w:t>Date: 16/02/2026 a 13:06</w:t>
       </w:r>
     </w:p>
     <w:p/>
@@ -507,7 +507,7 @@
           </w:tcPr>
           <w:p>
             <w:r>
-              <w:t>5</w:t>
+              <w:t>4</w:t>
             </w:r>
           </w:p>
         </w:tc>
@@ -896,7 +896,7 @@
         <w:rPr>
           <w:sz w:val="20"/>
         </w:rPr>
-        <w:t>- Attention ! Le prix unitaire d'achat (1800 Fcfa) de Pomme de terre en Kg (taille unique) est relativement élevé par rapport aux autres prix observés dans cette zone. Prière de corriger ou de confirmer avec le QG. Attention ! Le prix unitaire d'achat (200 Fcfa) de Arachides fraîches en coques en cornet (Moyen) est relativement élevé par rapport aux autres prix observés dans cette zone. Prière de corriger ou de confirmer avec le QG. Attention ! Le prix unitaire d'achat (200 Fcfa) de Vinaigre de vin en Verre ( à thé) (taille unique) est relativement élevé par rapport aux autres prix observés dans cette zone. Prière de corriger ou de confirmer avec le QG. Attention ! Le prix unitaire d'achat (33.33333 Fcfa) de Piment frais en Pièce (Petit) est relativement faible par rapport aux autres prix observés dans cette zone. Prière de corriger ou de confirmer avec le QG. Attention ! Le prix unitaire d'achat (50 Fcfa) de Tamarin noir en Sachets (Tres petit) est relativement faible par rapport aux autres prix observés dans cette zone. Prière de corriger ou de confirmer avec le QG. Attention ! Le prix unitaire d'achat (75 Fcfa) de Manioc en tubercules en Morceau (Portion) (Petit) est relativement faible par rapport aux autres prix observés dans cette zone. Prière de corriger ou de confirmer avec le QG. Attention ! Le prix unitaire d'achat (83.33334 Fcfa) de Aubergine   en Pièce (Petit) est relativement faible par rapport aux autres prix observés dans cette zone. Prière de corriger ou de confirmer avec le QG. Avertissement!!! Le ménage a consommé 0.12 Kg taille unique de Poivre, cette quantité semble anormale pour une consommation des 7 derniers jours. prière de corriger ou de confirmer avec le QG. Attention ! Soupçons de quantité anormale! Le ménage de amy fall avec une taille de 5 personnes a consommé .12 Kg en taille unique de Poivre qui est relativement élevé comme consommation par rapport à la condition de vie des autres ménages de même taille dans cette zone. Prière de corriger ou de confirmer avec le QG. Avertissement!!! Le ménage a consommé 12 Cuillère Petit de Chocolat pâte à tartiner, cette quantité semble anormale pour une consommation des 7 derniers jours.Prière de corriger ou de confirmer avec le QG. Avertissement!!! Le ménage a consommé 12 Pièce Petit de Caramel, bonbons, confiseries, etc., cette quantité semble anormale pour une consommation des 7 derniers jours.Prière de corriger ou de confirmer avec le QG.</w:t>
+        <w:t>- Attention ! Le prix unitaire d'achat (125 Fcfa) de Biscuits en Sachets industriel (Moyen) est relativement élevé par rapport aux autres prix observés dans cette zone. Prière de corriger ou de confirmer avec le QG. Attention ! Le prix unitaire d'achat (150 Fcfa) de Patate douce en Pièce (Moyen) est relativement élevé par rapport aux autres prix observés dans cette zone. Prière de corriger ou de confirmer avec le QG. Attention ! Le prix unitaire d'achat (1800 Fcfa) de Pomme de terre en Kg (taille unique) est relativement élevé par rapport aux autres prix observés dans cette zone. Prière de corriger ou de confirmer avec le QG. Attention ! Le prix unitaire d'achat (20 Fcfa) de Poireau en Tas (Tres petit) est relativement faible par rapport aux autres prix observés dans cette zone. Prière de corriger ou de confirmer avec le QG. Attention ! Le prix unitaire d'achat (200 Fcfa) de Arachides fraîches en coques en cornet (Moyen) est relativement élevé par rapport aux autres prix observés dans cette zone. Prière de corriger ou de confirmer avec le QG. Attention ! Le prix unitaire d'achat (200 Fcfa) de Vinaigre de vin en Verre ( à thé) (taille unique) est relativement élevé par rapport aux autres prix observés dans cette zone. Prière de corriger ou de confirmer avec le QG. Attention ! Le prix unitaire d'achat (33.33333 Fcfa) de Piment frais en Pièce (Petit) est relativement faible par rapport aux autres prix observés dans cette zone. Prière de corriger ou de confirmer avec le QG. Attention ! Le prix unitaire d'achat (50 Fcfa) de Tamarin noir en Sachets (Tres petit) est relativement faible par rapport aux autres prix observés dans cette zone. Prière de corriger ou de confirmer avec le QG. Attention ! Le prix unitaire d'achat (75 Fcfa) de Manioc en tubercules en Morceau (Portion) (Petit) est relativement faible par rapport aux autres prix observés dans cette zone. Prière de corriger ou de confirmer avec le QG. Avertissement!!! Le ménage a consommé 0.12 Kg taille unique de Poivre, cette quantité semble anormale pour une consommation des 7 derniers jours. prière de corriger ou de confirmer avec le QG. Attention ! Soupçons de quantité anormale! Le ménage de amy fall avec une taille de 5 personnes a consommé .12 Kg en taille unique de Poivre qui est relativement élevé comme consommation par rapport à la condition de vie des autres ménages de même taille dans cette zone. Prière de corriger ou de confirmer avec le QG. Avertissement!!! Le ménage a consommé 12 Cuillère Petit de Chocolat pâte à tartiner, cette quantité semble anormale pour une consommation des 7 derniers jours.Prière de corriger ou de confirmer avec le QG. Avertissement!!! Le ménage a consommé 12 Pièce Petit de Caramel, bonbons, confiseries, etc., cette quantité semble anormale pour une consommation des 7 derniers jours.Prière de corriger ou de confirmer avec le QG.</w:t>
       </w:r>
     </w:p>
     <w:p>
@@ -918,27 +918,6 @@
           <w:sz w:val="20"/>
         </w:rPr>
         <w:t>- Peu plausible! le montant de la dépense pour Frais de photocopies de document semble trop élevé. Veuillez, s'il vous plaît, confirmer cette information avec le QG ou la corriger.</w:t>
-      </w:r>
-    </w:p>
-    <w:p>
-      <w:r>
-        <w:rPr>
-          <w:b/>
-          <w:color w:val="4672C4"/>
-          <w:sz w:val="22"/>
-        </w:rPr>
-        <w:t>&gt;&gt; Section12 - Actifs du menage</w:t>
-      </w:r>
-    </w:p>
-    <w:p>
-      <w:pPr>
-        <w:ind w:left="283"/>
-      </w:pPr>
-      <w:r>
-        <w:rPr>
-          <w:sz w:val="20"/>
-        </w:rPr>
-        <w:t>- Attention ! Bonbonne de gaz a été revendu à 3000 Fcfa qui est relativement faible par rapport aux autres prix de revente observés dans cette zone. Prière de corriger ou de confirmer avec le QG.</w:t>
       </w:r>
     </w:p>
     <w:p>
@@ -1337,7 +1316,7 @@
         <w:rPr>
           <w:sz w:val="20"/>
         </w:rPr>
-        <w:t>- Attention ! Le prix unitaire d'achat (25 Fcfa) de Cube alimentaire (Maggi, Jumbo, ) en Cube (Petit) est relativement faible par rapport aux autres prix observés dans cette zone. Prière de corriger ou de confirmer avec le QG. Attention ! Le prix unitaire d'achat (800 Fcfa) de Concentré de tomate en Sachets industriel (Petit) est relativement élevé par rapport aux autres prix observés dans cette zone. Prière de corriger ou de confirmer avec le QG. Attention ! Soupçons de quantité anormale! Le ménage de MOUSSA GADIO avec une taille de 5 personnes a consommé 14 Pièce en Moyen de Carotte qui est relativement élevé comme consommation par rapport à la condition de vie des autres ménages de même taille dans cette zone. Prière de corriger ou de confirmer avec le QG. Avertissement!!! Le ménage a consommé 28 Sachets Petit de Sucre en poudre , cette quantité semble anormale pour une consommation des 7 derniers jours.Prière de corriger ou de confirmer avec le QG. Attention ! Le prix unitaire d'achat (25 Fcfa) de Sucre en poudre  en Sachets (Petit) est relativement faible par rapport aux autres prix observés dans cette zone. Prière de corriger ou de confirmer avec le QG. Avertissement!!! Le ménage a consommé 7 Paquet Petit de Thé en sachet, cette quantité semble anormale pour une consommation des 7 derniers jours.Prière de corriger ou de confirmer avec le QG. Avertissement!! le prix unitaire (150 Fcfa) de Thé en sachet (unité: Paquet) de taille Petit est très faible ou élevé. Prière de corriger ou de confirmer avec le QG.</w:t>
+        <w:t>- Attention ! Le prix unitaire d'achat (200 Fcfa) de Farine de blé locale ou importée en Sachets (Moyen) est relativement élevé par rapport aux autres prix observés dans cette zone. Prière de corriger ou de confirmer avec le QG. Attention ! Le prix unitaire d'achat (25 Fcfa) de Cube alimentaire (Maggi, Jumbo, ) en Cube (Petit) est relativement faible par rapport aux autres prix observés dans cette zone. Prière de corriger ou de confirmer avec le QG. Attention ! Le prix unitaire d'achat (800 Fcfa) de Concentré de tomate en Sachets industriel (Petit) est relativement élevé par rapport aux autres prix observés dans cette zone. Prière de corriger ou de confirmer avec le QG. Attention ! Soupçons de quantité anormale! Le ménage de MOUSSA GADIO avec une taille de 5 personnes a consommé 14 Pièce en Moyen de Carotte qui est relativement élevé comme consommation par rapport à la condition de vie des autres ménages de même taille dans cette zone. Prière de corriger ou de confirmer avec le QG. Attention ! Soupçons de quantité anormale! Le ménage de MOUSSA GADIO avec une taille de 5 personnes a consommé 7 Pièce en Moyen de Aubergine   qui est relativement élevé comme consommation par rapport à la condition de vie des autres ménages de même taille dans cette zone. Prière de corriger ou de confirmer avec le QG. Avertissement!!! Le ménage a consommé 28 Sachets Petit de Sucre en poudre , cette quantité semble anormale pour une consommation des 7 derniers jours.Prière de corriger ou de confirmer avec le QG. Attention ! Le prix unitaire d'achat (25 Fcfa) de Sucre en poudre  en Sachets (Petit) est relativement faible par rapport aux autres prix observés dans cette zone. Prière de corriger ou de confirmer avec le QG. Avertissement!!! Le ménage a consommé 7 Paquet Petit de Thé en sachet, cette quantité semble anormale pour une consommation des 7 derniers jours.Prière de corriger ou de confirmer avec le QG. Avertissement!! le prix unitaire (150 Fcfa) de Thé en sachet (unité: Paquet) de taille Petit est très faible ou élevé. Prière de corriger ou de confirmer avec le QG.</w:t>
       </w:r>
     </w:p>
     <w:p>
@@ -1763,7 +1742,7 @@
         <w:rPr>
           <w:sz w:val="20"/>
         </w:rPr>
-        <w:t>- Attention ! Le prix unitaire d'achat (1100 Fcfa) de Sucre en poudre  en Kg (taille unique) est relativement élevé par rapport aux autres prix observés dans cette zone. Prière de corriger ou de confirmer avec le QG. Attention ! Soupçons de quantité anormale! Le ménage de SERIGNE TOUBA GUEYE avec une taille de 4 personnes a consommé 5 Kg en taille unique de Sucre en poudre  qui est relativement élevé comme consommation par rapport à la condition de vie des autres ménages de même taille dans cette zone. Prière de corriger ou de confirmer avec le QG. Avertissement!! La quantité (5 litre) du produit Huile d'arachide raffinée consommée  par le ménage semble très élevé, prière de corriger ou confirmer avec le QG. Avertissement!!! Le ménage a consommé 12 Morceau (Portion) Tres petit de Saucisson/saucisses, cette quantité semble anormale pour une consommation des 7 derniers jours.Prière de corriger ou de confirmer avec le QG. Avertissement!!! Le ménage a consommé 7 Paquet Tres petit de Thé en sachet, cette quantité semble anormale pour une consommation des 7 derniers jours.Prière de corriger ou de confirmer avec le QG. Avertissement!! le prix unitaire (150 Fcfa) de Thé en sachet (unité: Paquet) de taille Tres petit est très faible ou élevé. Prière de corriger ou de confirmer avec le QG.</w:t>
+        <w:t>- Attention ! Le prix unitaire d'achat (1100 Fcfa) de Sucre en poudre  en Kg (taille unique) est relativement élevé par rapport aux autres prix observés dans cette zone. Prière de corriger ou de confirmer avec le QG. Attention ! Soupçons de quantité anormale! Le ménage de SERIGNE TOUBA GUEYE avec une taille de 4 personnes a consommé 5 Kg en taille unique de Sucre en poudre  qui est relativement élevé comme consommation par rapport à la condition de vie des autres ménages de même taille dans cette zone. Prière de corriger ou de confirmer avec le QG. Attention ! Le prix unitaire d'achat (1800 Fcfa) de Pâte d'arachide en Kg (taille unique) est relativement élevé par rapport aux autres prix observés dans cette zone. Prière de corriger ou de confirmer avec le QG. Attention ! Le prix unitaire d'achat (50 Fcfa) de Escargots en Morceau (Portion) (Tres petit) est relativement faible par rapport aux autres prix observés dans cette zone. Prière de corriger ou de confirmer avec le QG. Avertissement!! La quantité (5 litre) du produit Huile d'arachide raffinée consommée  par le ménage semble très élevé, prière de corriger ou confirmer avec le QG. Avertissement!!! Le ménage a consommé 12 Morceau (Portion) Tres petit de Saucisson/saucisses, cette quantité semble anormale pour une consommation des 7 derniers jours.Prière de corriger ou de confirmer avec le QG. Avertissement!!! Le ménage a consommé 7 Paquet Tres petit de Thé en sachet, cette quantité semble anormale pour une consommation des 7 derniers jours.Prière de corriger ou de confirmer avec le QG. Avertissement!! le prix unitaire (150 Fcfa) de Thé en sachet (unité: Paquet) de taille Tres petit est très faible ou élevé. Prière de corriger ou de confirmer avec le QG.</w:t>
       </w:r>
     </w:p>
     <w:p>
@@ -2312,7 +2291,7 @@
         <w:rPr>
           <w:sz w:val="20"/>
         </w:rPr>
-        <w:t>- Attention ! Le prix unitaire d'achat (200 Fcfa) de Tomate fraîche en Sachets (Petit) est relativement élevé par rapport aux autres prix observés dans cette zone. Prière de corriger ou de confirmer avec le QG. Avertissement!! La quantité (3.75 litre) du produit Huile d'arachide raffinée consommée  par le ménage semble très élevé, prière de corriger ou confirmer avec le QG.</w:t>
+        <w:t>- Attention ! Le prix unitaire d'achat (1800 Fcfa) de Pâte d'arachide en Kg (taille unique) est relativement élevé par rapport aux autres prix observés dans cette zone. Prière de corriger ou de confirmer avec le QG. Attention ! Le prix unitaire d'achat (200 Fcfa) de Tomate fraîche en Sachets (Petit) est relativement élevé par rapport aux autres prix observés dans cette zone. Prière de corriger ou de confirmer avec le QG. Attention ! Le prix unitaire d'achat (50 Fcfa) de Escargots en Morceau (Portion) (Tres petit) est relativement faible par rapport aux autres prix observés dans cette zone. Prière de corriger ou de confirmer avec le QG. Avertissement!! La quantité (3.75 litre) du produit Huile d'arachide raffinée consommée  par le ménage semble très élevé, prière de corriger ou confirmer avec le QG.</w:t>
       </w:r>
     </w:p>
     <w:p>
@@ -3233,7 +3212,7 @@
         <w:rPr>
           <w:sz w:val="20"/>
         </w:rPr>
-        <w:t>- Attention ! Le prix unitaire d'achat (1500 Fcfa) de Pastèque en Pièce (Moyen) est relativement élevé par rapport aux autres prix observés dans cette zone. Prière de corriger ou de confirmer avec le QG. Attention ! Le prix unitaire d'achat (200 Fcfa) de Tomate fraîche en Sachets (Petit) est relativement élevé par rapport aux autres prix observés dans cette zone. Prière de corriger ou de confirmer avec le QG. Attention ! Le prix unitaire d'achat (300 Fcfa) de Silure séché en Morceau (Portion) (Tres petit) est relativement élevé par rapport aux autres prix observés dans cette zone. Prière de corriger ou de confirmer avec le QG. Attention ! Le prix unitaire d'achat (3000 Fcfa) de Ail en Kg (taille unique) est relativement élevé par rapport aux autres prix observés dans cette zone. Prière de corriger ou de confirmer avec le QG. Attention ! Le prix unitaire d'achat (50 Fcfa) de Cube alimentaire (Maggi, Jumbo, ) en Cube (Moyen) est relativement élevé par rapport aux autres prix observés dans cette zone. Prière de corriger ou de confirmer avec le QG. Attention ! Soupçons de quantité anormale! Le ménage de RAMA SECK avec une taille de 7 personnes a consommé 12 Pièce en Petit de Poivron frais qui est relativement élevé comme consommation par rapport à la condition de vie des autres ménages de même taille dans cette zone. Prière de corriger ou de confirmer avec le QG. Attention ! Soupçons de quantité anormale! Le ménage de RAMA SECK avec une taille de 7 personnes a consommé 5 Kg en taille unique de Sucre en poudre  qui est relativement élevé comme consommation par rapport à la condition de vie des autres ménages de même taille dans cette zone. Prière de corriger ou de confirmer avec le QG. Avertissement!!! Le ménage a consommé 7 Paquet Tres petit de Thé en sachet, cette quantité semble anormale pour une consommation des 7 derniers jours.Prière de corriger ou de confirmer avec le QG. Avertissement!! le prix unitaire (100 Fcfa) de Thé en sachet (unité: Paquet) de taille Tres petit est très faible ou élevé. Prière de corriger ou de confirmer avec le QG. Avertissement!!! Le ménage a consommé 8 Morceau (Portion) Tres petit de Saucisson/saucisses, cette quantité semble anormale pour une consommation des 7 derniers jours.Prière de corriger ou de confirmer avec le QG.</w:t>
+        <w:t>- Attention ! Le prix unitaire d'achat (200 Fcfa) de Tomate fraîche en Sachets (Petit) est relativement élevé par rapport aux autres prix observés dans cette zone. Prière de corriger ou de confirmer avec le QG. Attention ! Le prix unitaire d'achat (300 Fcfa) de Silure séché en Morceau (Portion) (Tres petit) est relativement élevé par rapport aux autres prix observés dans cette zone. Prière de corriger ou de confirmer avec le QG. Attention ! Le prix unitaire d'achat (3000 Fcfa) de Ail en Kg (taille unique) est relativement élevé par rapport aux autres prix observés dans cette zone. Prière de corriger ou de confirmer avec le QG. Attention ! Le prix unitaire d'achat (50 Fcfa) de Cube alimentaire (Maggi, Jumbo, ) en Cube (Moyen) est relativement élevé par rapport aux autres prix observés dans cette zone. Prière de corriger ou de confirmer avec le QG. Attention ! Soupçons de quantité anormale! Le ménage de RAMA SECK avec une taille de 7 personnes a consommé 12 Pièce en Petit de Poivron frais qui est relativement élevé comme consommation par rapport à la condition de vie des autres ménages de même taille dans cette zone. Prière de corriger ou de confirmer avec le QG. Attention ! Soupçons de quantité anormale! Le ménage de RAMA SECK avec une taille de 7 personnes a consommé 5 Kg en taille unique de Sucre en poudre  qui est relativement élevé comme consommation par rapport à la condition de vie des autres ménages de même taille dans cette zone. Prière de corriger ou de confirmer avec le QG. Attention ! Soupçons de quantité anormale! Le ménage de RAMA SECK avec une taille de 7 personnes a consommé 5 Sachets en Tres petit de Moutarde qui est relativement élevé comme consommation par rapport à la condition de vie des autres ménages de même taille dans cette zone. Prière de corriger ou de confirmer avec le QG. Avertissement!!! Le ménage a consommé 7 Paquet Tres petit de Thé en sachet, cette quantité semble anormale pour une consommation des 7 derniers jours.Prière de corriger ou de confirmer avec le QG. Avertissement!! le prix unitaire (100 Fcfa) de Thé en sachet (unité: Paquet) de taille Tres petit est très faible ou élevé. Prière de corriger ou de confirmer avec le QG. Avertissement!!! Le ménage a consommé 8 Morceau (Portion) Tres petit de Saucisson/saucisses, cette quantité semble anormale pour une consommation des 7 derniers jours.Prière de corriger ou de confirmer avec le QG.</w:t>
       </w:r>
     </w:p>
     <w:p>
@@ -3753,7 +3732,7 @@
         <w:rPr>
           <w:sz w:val="20"/>
         </w:rPr>
-        <w:t>- Attention ! Le prix unitaire d'achat (14.28571 Fcfa) de Poireau en Tas (Petit) est relativement faible par rapport aux autres prix observés dans cette zone. Prière de corriger ou de confirmer avec le QG. Attention ! Le prix unitaire d'achat (16.66667 Fcfa) de Carotte en Pièce (Petit) est relativement faible par rapport aux autres prix observés dans cette zone. Prière de corriger ou de confirmer avec le QG. Attention ! Le prix unitaire d'achat (650 Fcfa) de Riz local Gambiaka en Kg (taille unique) est relativement élevé par rapport aux autres prix observés dans cette zone. Prière de corriger ou de confirmer avec le QG. Avertissement!!! Le ménage a consommé 5 Paquet Tres petit de Thé en sachet, cette quantité semble anormale pour une consommation des 7 derniers jours.Prière de corriger ou de confirmer avec le QG. Avertissement!! le prix unitaire (150 Fcfa) de Thé en sachet (unité: Paquet) de taille Tres petit est très faible ou élevé. Prière de corriger ou de confirmer avec le QG.</w:t>
+        <w:t>- Attention ! Le prix unitaire d'achat (16.66667 Fcfa) de Carotte en Pièce (Petit) est relativement faible par rapport aux autres prix observés dans cette zone. Prière de corriger ou de confirmer avec le QG. Attention ! Le prix unitaire d'achat (650 Fcfa) de Riz local Gambiaka en Kg (taille unique) est relativement élevé par rapport aux autres prix observés dans cette zone. Prière de corriger ou de confirmer avec le QG. Avertissement!!! Le ménage a consommé 5 Paquet Tres petit de Thé en sachet, cette quantité semble anormale pour une consommation des 7 derniers jours.Prière de corriger ou de confirmer avec le QG. Avertissement!! le prix unitaire (150 Fcfa) de Thé en sachet (unité: Paquet) de taille Tres petit est très faible ou élevé. Prière de corriger ou de confirmer avec le QG.</w:t>
       </w:r>
     </w:p>
     <w:p>
@@ -4194,7 +4173,7 @@
         <w:rPr>
           <w:sz w:val="20"/>
         </w:rPr>
-        <w:t>- Attention ! Le prix unitaire d'achat (25 Fcfa) de Cube alimentaire (Maggi, Jumbo, ) en Cube (Petit) est relativement faible par rapport aux autres prix observés dans cette zone. Prière de corriger ou de confirmer avec le QG. Attention ! Soupçons de quantité anormale! Le ménage de MAMADOU DIALLO avec une taille de 3 personnes a consommé 7 Sachets en Petit de Moutarde qui est relativement élevé comme consommation par rapport à la condition de vie des autres ménages de même taille dans cette zone. Prière de corriger ou de confirmer avec le QG. Le prix d'achat unitaire (1 Fcfa) de Poivre en Sachets de taille Petit  est invraisemblable, prière de regarder les reponses prises dans les questions s07bq07a s07bq07b s07bq07c s07bq08 pour mieux corriger.</w:t>
+        <w:t>- Attention ! Le prix unitaire d'achat (25 Fcfa) de Cube alimentaire (Maggi, Jumbo, ) en Cube (Petit) est relativement faible par rapport aux autres prix observés dans cette zone. Prière de corriger ou de confirmer avec le QG. Attention ! Soupçons de quantité anormale! Le ménage de MAMADOU DIALLO avec une taille de 3 personnes a consommé 7 Sachets en Petit de Moutarde qui est relativement élevé comme consommation par rapport à la condition de vie des autres ménages de même taille dans cette zone. Prière de corriger ou de confirmer avec le QG. Attention ! Soupçons de quantité anormale! Le ménage de MAMADOU DIALLO avec une taille de 3 personnes a consommé 7 Verre ( à thé) en taille unique de Vinaigre de vin qui est relativement élevé comme consommation par rapport à la condition de vie des autres ménages de même taille dans cette zone. Prière de corriger ou de confirmer avec le QG. Le prix d'achat unitaire (1 Fcfa) de Poivre en Sachets de taille Petit  est invraisemblable, prière de regarder les reponses prises dans les questions s07bq07a s07bq07b s07bq07c s07bq08 pour mieux corriger.</w:t>
       </w:r>
     </w:p>
     <w:p>
@@ -4733,7 +4712,7 @@
         <w:rPr>
           <w:sz w:val="20"/>
         </w:rPr>
-        <w:t>- Attention ! Le prix unitaire d'achat (12.5 Fcfa) de Beurre en Morceau (Portion) (Tres petit) est relativement faible par rapport aux autres prix observés dans cette zone. Prière de corriger ou de confirmer avec le QG. Attention ! Le prix unitaire d'achat (1200 Fcfa) de Pomme de terre en Kg (taille unique) est relativement élevé par rapport aux autres prix observés dans cette zone. Prière de corriger ou de confirmer avec le QG. Attention ! Le prix unitaire d'achat (125 Fcfa) de Spaghettis en Sachets industriel (Petit) est relativement faible par rapport aux autres prix observés dans cette zone. Prière de corriger ou de confirmer avec le QG. Attention ! Le prix unitaire d'achat (200 Fcfa) de Piment frais en Sachets (Petit) est relativement élevé par rapport aux autres prix observés dans cette zone. Prière de corriger ou de confirmer avec le QG. Attention ! Le prix unitaire d'achat (300 Fcfa) de Riz importé parfumé en Kg (taille unique) est relativement faible par rapport aux autres prix observés dans cette zone. Prière de corriger ou de confirmer avec le QG. Attention ! Le prix unitaire d'achat (75 Fcfa) de Carotte en Pièce (Petit) est relativement faible par rapport aux autres prix observés dans cette zone. Prière de corriger ou de confirmer avec le QG. Attention ! Soupçons de quantité anormale! Le ménage de khadidiatou Ba avec une taille de 7 personnes a consommé 15 Sachets en Petit de Lait caillé qui est relativement élevé comme consommation par rapport à la condition de vie des autres ménages de même taille dans cette zone. Prière de corriger ou de confirmer avec le QG. Attention ! Soupçons de quantité anormale! Le ménage de khadidiatou Ba avec une taille de 7 personnes a consommé 2 Tas en Moyen de Chinchard (Tièkè Dièguè) qui est relativement élevé comme consommation par rapport à la condition de vie des autres ménages de même taille dans cette zone. Prière de corriger ou de confirmer avec le QG. Attention ! Soupçons de quantité anormale! Le ménage de khadidiatou Ba avec une taille de 7 personnes a consommé 9 Sachets en Tres petit de Piment séché qui est relativement élevé comme consommation par rapport à la condition de vie des autres ménages de même taille dans cette zone. Prière de corriger ou de confirmer avec le QG. Avertissement!!!Le ménage a consommé 49 Sachets industriel de Tres petit de Café en poudre soluble  ce qui semble incoherent pour une consommation aucours des 7 derniers jours, prière de verifier et corriger. Attention ! Le prix unitaire d'achat (7.142857 Fcfa) de Café en poudre soluble en Sachets industriel (Tres petit) est relativement faible par rapport aux autres prix observés dans cette zone. Prière de corriger ou de confirmer avec le QG. Difficile de consommer le Sel en Sachets industriel Tres petit prière de verifier.</w:t>
+        <w:t>- Attention ! Le prix unitaire d'achat (12.5 Fcfa) de Beurre en Morceau (Portion) (Tres petit) est relativement faible par rapport aux autres prix observés dans cette zone. Prière de corriger ou de confirmer avec le QG. Attention ! Le prix unitaire d'achat (1200 Fcfa) de Pomme de terre en Kg (taille unique) est relativement élevé par rapport aux autres prix observés dans cette zone. Prière de corriger ou de confirmer avec le QG. Attention ! Le prix unitaire d'achat (125 Fcfa) de Spaghettis en Sachets industriel (Petit) est relativement faible par rapport aux autres prix observés dans cette zone. Prière de corriger ou de confirmer avec le QG. Attention ! Le prix unitaire d'achat (200 Fcfa) de Piment frais en Sachets (Petit) est relativement élevé par rapport aux autres prix observés dans cette zone. Prière de corriger ou de confirmer avec le QG. Attention ! Le prix unitaire d'achat (300 Fcfa) de Riz importé parfumé en Kg (taille unique) est relativement faible par rapport aux autres prix observés dans cette zone. Prière de corriger ou de confirmer avec le QG. Attention ! Le prix unitaire d'achat (75 Fcfa) de Carotte en Pièce (Petit) est relativement faible par rapport aux autres prix observés dans cette zone. Prière de corriger ou de confirmer avec le QG. Attention ! Soupçons de quantité anormale! Le ménage de khadidiatou Ba avec une taille de 7 personnes a consommé 15 Sachets en Petit de Lait caillé qui est relativement élevé comme consommation par rapport à la condition de vie des autres ménages de même taille dans cette zone. Prière de corriger ou de confirmer avec le QG. Attention ! Soupçons de quantité anormale! Le ménage de khadidiatou Ba avec une taille de 7 personnes a consommé 16 Pièce en Moyen de Poivron frais qui est relativement élevé comme consommation par rapport à la condition de vie des autres ménages de même taille dans cette zone. Prière de corriger ou de confirmer avec le QG. Attention ! Soupçons de quantité anormale! Le ménage de khadidiatou Ba avec une taille de 7 personnes a consommé 2 Tas en Moyen de Chinchard (Tièkè Dièguè) qui est relativement élevé comme consommation par rapport à la condition de vie des autres ménages de même taille dans cette zone. Prière de corriger ou de confirmer avec le QG. Avertissement!!!Le ménage a consommé 49 Sachets industriel de Tres petit de Café en poudre soluble  ce qui semble incoherent pour une consommation aucours des 7 derniers jours, prière de verifier et corriger. Attention ! Le prix unitaire d'achat (7.142857 Fcfa) de Café en poudre soluble en Sachets industriel (Tres petit) est relativement faible par rapport aux autres prix observés dans cette zone. Prière de corriger ou de confirmer avec le QG. Difficile de consommer le Sel en Sachets industriel Tres petit prière de verifier.</w:t>
       </w:r>
     </w:p>
     <w:p>
@@ -5195,7 +5174,7 @@
         <w:rPr>
           <w:sz w:val="20"/>
         </w:rPr>
-        <w:t>- Attention ! Le prix unitaire d'achat (2500 Fcfa) de Maquereau congelé en Tas (Petit) est relativement élevé par rapport aux autres prix observés dans cette zone. Prière de corriger ou de confirmer avec le QG. Attention ! Le prix unitaire d'achat (800 Fcfa) de Concentré de tomate en Sachets industriel (Petit) est relativement élevé par rapport aux autres prix observés dans cette zone. Prière de corriger ou de confirmer avec le QG. Attention ! Soupçons de quantité anormale! Le ménage de MAMADOU SAMB avec une taille de 7 personnes a consommé 38 miche en Moyen de Pain moderne (Baguette) qui est relativement élevé comme consommation par rapport à la condition de vie des autres ménages de même taille dans cette zone. Prière de corriger ou de confirmer avec le QG. Attention ! Soupçons de quantité anormale! Le ménage de MAMADOU SAMB avec une taille de 7 personnes a consommé 8 Pièce en Moyen de Concombre qui est relativement élevé comme consommation par rapport à la condition de vie des autres ménages de même taille dans cette zone. Prière de corriger ou de confirmer avec le QG. Avertissement!! La quantité (5 litre) du produit Huile de soja  consommée  par le ménage semble très élevé, prière de corriger ou confirmer avec le QG. Avertissement!!! Le ménage a consommé 8 Morceau (Portion) Petit de Escargots, cette quantité semble anormale pour une consommation des 7 derniers jours.Prière de corriger ou de confirmer avec le QG.</w:t>
+        <w:t>- Attention ! Le prix unitaire d'achat (1500 Fcfa) de Capitaine frais en Tas (Moyen) est relativement élevé par rapport aux autres prix observés dans cette zone. Prière de corriger ou de confirmer avec le QG. Attention ! Le prix unitaire d'achat (200 Fcfa) de Farine de blé locale ou importée en Sachets (Moyen) est relativement élevé par rapport aux autres prix observés dans cette zone. Prière de corriger ou de confirmer avec le QG. Attention ! Le prix unitaire d'achat (2500 Fcfa) de Maquereau congelé en Tas (Petit) est relativement élevé par rapport aux autres prix observés dans cette zone. Prière de corriger ou de confirmer avec le QG. Attention ! Le prix unitaire d'achat (800 Fcfa) de Concentré de tomate en Sachets industriel (Petit) est relativement élevé par rapport aux autres prix observés dans cette zone. Prière de corriger ou de confirmer avec le QG. Attention ! Soupçons de quantité anormale! Le ménage de MAMADOU SAMB avec une taille de 7 personnes a consommé 14 Pièce en Moyen de Carotte qui est relativement élevé comme consommation par rapport à la condition de vie des autres ménages de même taille dans cette zone. Prière de corriger ou de confirmer avec le QG. Attention ! Soupçons de quantité anormale! Le ménage de MAMADOU SAMB avec une taille de 7 personnes a consommé 14 Pièce en Petit de Citron qui est relativement élevé comme consommation par rapport à la condition de vie des autres ménages de même taille dans cette zone. Prière de corriger ou de confirmer avec le QG. Attention ! Soupçons de quantité anormale! Le ménage de MAMADOU SAMB avec une taille de 7 personnes a consommé 7 Morceau (Portion) en Moyen de Choux qui est relativement élevé comme consommation par rapport à la condition de vie des autres ménages de même taille dans cette zone. Prière de corriger ou de confirmer avec le QG. Attention ! Soupçons de quantité anormale! Le ménage de MAMADOU SAMB avec une taille de 7 personnes a consommé 8 Pièce en Moyen de Concombre qui est relativement élevé comme consommation par rapport à la condition de vie des autres ménages de même taille dans cette zone. Prière de corriger ou de confirmer avec le QG. Avertissement!! La quantité (5 litre) du produit Huile de soja  consommée  par le ménage semble très élevé, prière de corriger ou confirmer avec le QG. Avertissement!!! Le ménage a consommé 8 Morceau (Portion) Petit de Escargots, cette quantité semble anormale pour une consommation des 7 derniers jours.Prière de corriger ou de confirmer avec le QG.</w:t>
       </w:r>
     </w:p>
     <w:p>
@@ -6357,7 +6336,7 @@
         <w:rPr>
           <w:sz w:val="20"/>
         </w:rPr>
-        <w:t>- Attention ! Le prix unitaire d'achat (2200 Fcfa) de Lait en poudre en Sachets (Moyen) est relativement élevé par rapport aux autres prix observés dans cette zone. Prière de corriger ou de confirmer avec le QG. Attention ! Le prix unitaire d'achat (266.6667 Fcfa) de Vermicelles en Kg (taille unique) est relativement faible par rapport aux autres prix observés dans cette zone. Prière de corriger ou de confirmer avec le QG. Attention ! Le prix unitaire d'achat (50 Fcfa) de Jus de fruits type 1 (orange, ananas, bissap, gingembre, jus de cajou, etc.) en Bouteille (Petit) est relativement faible par rapport aux autres prix observés dans cette zone. Prière de corriger ou de confirmer avec le QG. Attention ! Le prix unitaire d'achat (75 Fcfa) de Poivron frais en Pièce (Moyen) est relativement faible par rapport aux autres prix observés dans cette zone. Prière de corriger ou de confirmer avec le QG. Attention ! Soupçons de quantité anormale! Le ménage de DJIBRIL DIEYE avec une taille de 9 personnes a consommé 20 Pièce en Moyen de Poivron frais qui est relativement élevé comme consommation par rapport à la condition de vie des autres ménages de même taille dans cette zone. Prière de corriger ou de confirmer avec le QG. Attention ! Soupçons de quantité anormale! Le ménage de DJIBRIL DIEYE avec une taille de 9 personnes a consommé 12 Sachets en Moyen de Piment séché qui est relativement élevé comme consommation par rapport à la condition de vie des autres ménages de même taille dans cette zone. Prière de corriger ou de confirmer avec le QG. Attention ! Soupçons de quantité anormale! Le ménage de DJIBRIL DIEYE avec une taille de 9 personnes a consommé 12 Sachets en Tres petit de Niébé/Haricots secs qui est relativement élevé comme consommation par rapport à la condition de vie des autres ménages de même taille dans cette zone. Prière de corriger ou de confirmer avec le QG. Attention ! Soupçons de quantité anormale! Le ménage de DJIBRIL DIEYE avec une taille de 9 personnes a consommé 14 Tas en Petit de Poireau qui est relativement élevé comme consommation par rapport à la condition de vie des autres ménages de même taille dans cette zone. Prière de corriger ou de confirmer avec le QG. Attention ! Soupçons de quantité anormale! Le ménage de DJIBRIL DIEYE avec une taille de 9 personnes a consommé 18 Morceau (Portion) en Moyen de Courge qui est relativement élevé comme consommation par rapport à la condition de vie des autres ménages de même taille dans cette zone. Prière de corriger ou de confirmer avec le QG. Attention ! Soupçons de quantité anormale! Le ménage de DJIBRIL DIEYE avec une taille de 9 personnes a consommé 18 Pièce en Petit de Aubergine   qui est relativement élevé comme consommation par rapport à la condition de vie des autres ménages de même taille dans cette zone. Prière de corriger ou de confirmer avec le QG. Attention ! Soupçons de quantité anormale! Le ménage de DJIBRIL DIEYE avec une taille de 9 personnes a consommé 18 Pièce en Petit de Aubergine sauvage  qui est relativement élevé comme consommation par rapport à la condition de vie des autres ménages de même taille dans cette zone. Prière de corriger ou de confirmer avec le QG. Attention ! Soupçons de quantité anormale! Le ménage de DJIBRIL DIEYE avec une taille de 9 personnes a consommé 18 Pièce en Petit de Carotte qui est relativement élevé comme consommation par rapport à la condition de vie des autres ménages de même taille dans cette zone. Prière de corriger ou de confirmer avec le QG. Attention ! Soupçons de quantité anormale! Le ménage de DJIBRIL DIEYE avec une taille de 9 personnes a consommé 2 Kg en taille unique de Viande de bœuf: filet, faux-filet qui est relativement élevé comme consommation par rapport à la condition de vie des autres ménages de même taille dans cette zone. Prière de corriger ou de confirmer avec le QG. Attention ! Soupçons de quantité anormale! Le ménage de DJIBRIL DIEYE avec une taille de 9 personnes a consommé 25 Morceau (Portion) en Petit de Beurre qui est relativement élevé comme consommation par rapport à la condition de vie des autres ménages de même taille dans cette zone. Prière de corriger ou de confirmer avec le QG. Avertissement!! La quantité (7.5 litre) du produit Huile de soja  consommée  par le ménage semble très élevé, prière de corriger ou confirmer avec le QG. Avertissement!!! Le ménage a consommé 12 Morceau (Portion) Petit de Silure séché, cette quantité semble anormale pour une consommation des 7 derniers jours.Prière de corriger ou de confirmer avec le QG. Attention ! Soupçons de quantité anormale! Le ménage de DJIBRIL DIEYE avec une taille de 9 personnes a consommé 12 Morceau (Portion) en Petit de Silure séché qui est relativement élevé comme consommation par rapport à la condition de vie des autres ménages de même taille dans cette zone. Prière de corriger ou de confirmer avec le QG. Avertissement!!! Le ménage a consommé 12 Pièce Petit de Mâchoiron séchée (Kon), cette quantité semble anormale pour une consommation des 7 derniers jours.Prière de corriger ou de confirmer avec le QG. Avertissement!!! Le ménage a consommé 14 Morceau (Portion) Petit de Escargots, cette quantité semble anormale pour une consommation des 7 derniers jours.Prière de corriger ou de confirmer avec le QG. Attention ! Soupçons de quantité anormale! Le ménage de DJIBRIL DIEYE avec une taille de 9 personnes a consommé 14 Morceau (Portion) en Petit de Escargots qui est relativement élevé comme consommation par rapport à la condition de vie des autres ménages de même taille dans cette zone. Prière de corriger ou de confirmer avec le QG. Avertissement!!! Le ménage a consommé 21 Pièce Moyen de Capitaine frais, cette quantité semble anormale pour une consommation des 7 derniers jours.Prière de corriger ou de confirmer avec le QG. Attention ! Soupçons de quantité anormale! Le ménage de DJIBRIL DIEYE avec une taille de 9 personnes a consommé 21 Pièce en Moyen de Capitaine frais qui est relativement élevé comme consommation par rapport à la condition de vie des autres ménages de même taille dans cette zone. Prière de corriger ou de confirmer avec le QG. Avertissement!!! Le ménage a consommé 21 Pièce Petit de Caramel, bonbons, confiseries, etc., cette quantité semble anormale pour une consommation des 7 derniers jours.Prière de corriger ou de confirmer avec le QG. Avertissement!!! Le ménage a consommé 39 Cube Moyen de Cube alimentaire (Maggi, Jumbo, ), cette quantité semble anormale pour une consommation des 7 derniers jours.Prière de corriger ou de confirmer avec le QG. Attention ! Soupçons de quantité anormale! Le ménage de DJIBRIL DIEYE avec une taille de 9 personnes a consommé 39 Cube en Moyen de Cube alimentaire (Maggi, Jumbo, ) qui est relativement élevé comme consommation par rapport à la condition de vie des autres ménages de même taille dans cette zone. Prière de corriger ou de confirmer avec le QG. Avertissement!!! Le ménage a consommé 9 Pièce Moyen de Poisson frais type 9, cette quantité semble anormale pour une consommation des 7 derniers jours.Prière de corriger ou de confirmer avec le QG. Difficile de consommer le Sel en Sachets industriel Moyen prière de verifier. Attention ! Le prix unitaire d'achat (50 Fcfa) de Sel en Sachets industriel (Moyen) est relativement faible par rapport aux autres prix observés dans cette zone. Prière de corriger ou de confirmer avec le QG. Le prix d'achat unitaire (300 Fcfa) de Riz importé parfumé en Sac (50 Kg) de taille taille unique est très faible, prière de regarder les reponses prises dans les questions s07bq07a s07bq07b s07bq07c s07bq08 pour mieux corriger. Attention ! Le prix unitaire d'achat (300 Fcfa) de Riz importé parfumé en Sac (50 Kg) (taille unique) est relativement faible par rapport aux autres prix observés dans cette zone. Prière de corriger ou de confirmer avec le QG.</w:t>
+        <w:t>- Attention ! Le prix unitaire d'achat (2200 Fcfa) de Lait en poudre en Sachets (Moyen) est relativement élevé par rapport aux autres prix observés dans cette zone. Prière de corriger ou de confirmer avec le QG. Attention ! Le prix unitaire d'achat (266.6667 Fcfa) de Vermicelles en Kg (taille unique) est relativement faible par rapport aux autres prix observés dans cette zone. Prière de corriger ou de confirmer avec le QG. Attention ! Le prix unitaire d'achat (50 Fcfa) de Ail en Gousse (Moyen) est relativement faible par rapport aux autres prix observés dans cette zone. Prière de corriger ou de confirmer avec le QG. Attention ! Le prix unitaire d'achat (50 Fcfa) de Jus de fruits type 1 (orange, ananas, bissap, gingembre, jus de cajou, etc.) en Bouteille (Petit) est relativement faible par rapport aux autres prix observés dans cette zone. Prière de corriger ou de confirmer avec le QG. Attention ! Le prix unitaire d'achat (50 Fcfa) de Pain moderne (Rond) en Pièce (Moyen) est relativement faible par rapport aux autres prix observés dans cette zone. Prière de corriger ou de confirmer avec le QG. Attention ! Le prix unitaire d'achat (75 Fcfa) de Poivron frais en Pièce (Moyen) est relativement faible par rapport aux autres prix observés dans cette zone. Prière de corriger ou de confirmer avec le QG. Attention ! Soupçons de quantité anormale! Le ménage de DJIBRIL DIEYE avec une taille de 9 personnes a consommé 20 Pièce en Moyen de Poivron frais qui est relativement élevé comme consommation par rapport à la condition de vie des autres ménages de même taille dans cette zone. Prière de corriger ou de confirmer avec le QG. Attention ! Soupçons de quantité anormale! Le ménage de DJIBRIL DIEYE avec une taille de 9 personnes a consommé 12 Sachets en Moyen de Piment séché qui est relativement élevé comme consommation par rapport à la condition de vie des autres ménages de même taille dans cette zone. Prière de corriger ou de confirmer avec le QG. Attention ! Soupçons de quantité anormale! Le ménage de DJIBRIL DIEYE avec une taille de 9 personnes a consommé 12 Sachets en Tres petit de Niébé/Haricots secs qui est relativement élevé comme consommation par rapport à la condition de vie des autres ménages de même taille dans cette zone. Prière de corriger ou de confirmer avec le QG. Attention ! Soupçons de quantité anormale! Le ménage de DJIBRIL DIEYE avec une taille de 9 personnes a consommé 14 Tas en Petit de Poireau qui est relativement élevé comme consommation par rapport à la condition de vie des autres ménages de même taille dans cette zone. Prière de corriger ou de confirmer avec le QG. Attention ! Soupçons de quantité anormale! Le ménage de DJIBRIL DIEYE avec une taille de 9 personnes a consommé 18 Morceau (Portion) en Moyen de Courge qui est relativement élevé comme consommation par rapport à la condition de vie des autres ménages de même taille dans cette zone. Prière de corriger ou de confirmer avec le QG. Attention ! Soupçons de quantité anormale! Le ménage de DJIBRIL DIEYE avec une taille de 9 personnes a consommé 18 Pièce en Petit de Aubergine   qui est relativement élevé comme consommation par rapport à la condition de vie des autres ménages de même taille dans cette zone. Prière de corriger ou de confirmer avec le QG. Attention ! Soupçons de quantité anormale! Le ménage de DJIBRIL DIEYE avec une taille de 9 personnes a consommé 18 Pièce en Petit de Aubergine sauvage  qui est relativement élevé comme consommation par rapport à la condition de vie des autres ménages de même taille dans cette zone. Prière de corriger ou de confirmer avec le QG. Attention ! Soupçons de quantité anormale! Le ménage de DJIBRIL DIEYE avec une taille de 9 personnes a consommé 18 Pièce en Petit de Carotte qui est relativement élevé comme consommation par rapport à la condition de vie des autres ménages de même taille dans cette zone. Prière de corriger ou de confirmer avec le QG. Attention ! Soupçons de quantité anormale! Le ménage de DJIBRIL DIEYE avec une taille de 9 personnes a consommé 25 Morceau (Portion) en Petit de Beurre qui est relativement élevé comme consommation par rapport à la condition de vie des autres ménages de même taille dans cette zone. Prière de corriger ou de confirmer avec le QG. Attention ! Soupçons de quantité anormale! Le ménage de DJIBRIL DIEYE avec une taille de 9 personnes a consommé 6 Sachets en Petit de Tamarin noir qui est relativement élevé comme consommation par rapport à la condition de vie des autres ménages de même taille dans cette zone. Prière de corriger ou de confirmer avec le QG. Attention ! Soupçons de quantité anormale! Le ménage de DJIBRIL DIEYE avec une taille de 9 personnes a consommé 6 Sachets en Tres petit de Soumbala (moutarde africaine) qui est relativement élevé comme consommation par rapport à la condition de vie des autres ménages de même taille dans cette zone. Prière de corriger ou de confirmer avec le QG. Avertissement!! La quantité (7.5 litre) du produit Huile de soja  consommée  par le ménage semble très élevé, prière de corriger ou confirmer avec le QG. Attention ! Soupçons de quantité anormale! Le ménage de DJIBRIL DIEYE avec une taille de 9 personnes a consommé 7.5 Litre en taille unique de Huile de soja  qui est relativement élevé comme consommation par rapport à la condition de vie des autres ménages de même taille dans cette zone. Prière de corriger ou de confirmer avec le QG. Avertissement!!! Le ménage a consommé 12 Morceau (Portion) Petit de Silure séché, cette quantité semble anormale pour une consommation des 7 derniers jours.Prière de corriger ou de confirmer avec le QG. Attention ! Soupçons de quantité anormale! Le ménage de DJIBRIL DIEYE avec une taille de 9 personnes a consommé 12 Morceau (Portion) en Petit de Silure séché qui est relativement élevé comme consommation par rapport à la condition de vie des autres ménages de même taille dans cette zone. Prière de corriger ou de confirmer avec le QG. Avertissement!!! Le ménage a consommé 12 Pièce Petit de Mâchoiron séchée (Kon), cette quantité semble anormale pour une consommation des 7 derniers jours.Prière de corriger ou de confirmer avec le QG. Avertissement!!! Le ménage a consommé 14 Morceau (Portion) Petit de Escargots, cette quantité semble anormale pour une consommation des 7 derniers jours.Prière de corriger ou de confirmer avec le QG. Attention ! Soupçons de quantité anormale! Le ménage de DJIBRIL DIEYE avec une taille de 9 personnes a consommé 14 Morceau (Portion) en Petit de Escargots qui est relativement élevé comme consommation par rapport à la condition de vie des autres ménages de même taille dans cette zone. Prière de corriger ou de confirmer avec le QG. Avertissement!!! Le ménage a consommé 21 Pièce Moyen de Capitaine frais, cette quantité semble anormale pour une consommation des 7 derniers jours.Prière de corriger ou de confirmer avec le QG. Attention ! Soupçons de quantité anormale! Le ménage de DJIBRIL DIEYE avec une taille de 9 personnes a consommé 21 Pièce en Moyen de Capitaine frais qui est relativement élevé comme consommation par rapport à la condition de vie des autres ménages de même taille dans cette zone. Prière de corriger ou de confirmer avec le QG. Avertissement!!! Le ménage a consommé 21 Pièce Petit de Caramel, bonbons, confiseries, etc., cette quantité semble anormale pour une consommation des 7 derniers jours.Prière de corriger ou de confirmer avec le QG. Attention ! Soupçons de quantité anormale! Le ménage de DJIBRIL DIEYE avec une taille de 9 personnes a consommé 21 Pièce en Petit de Caramel, bonbons, confiseries, etc. qui est relativement élevé comme consommation par rapport à la condition de vie des autres ménages de même taille dans cette zone. Prière de corriger ou de confirmer avec le QG. Avertissement!!! Le ménage a consommé 39 Cube Moyen de Cube alimentaire (Maggi, Jumbo, ), cette quantité semble anormale pour une consommation des 7 derniers jours.Prière de corriger ou de confirmer avec le QG. Attention ! Soupçons de quantité anormale! Le ménage de DJIBRIL DIEYE avec une taille de 9 personnes a consommé 39 Cube en Moyen de Cube alimentaire (Maggi, Jumbo, ) qui est relativement élevé comme consommation par rapport à la condition de vie des autres ménages de même taille dans cette zone. Prière de corriger ou de confirmer avec le QG. Avertissement!!! Le ménage a consommé 9 Pièce Moyen de Poisson frais type 9, cette quantité semble anormale pour une consommation des 7 derniers jours.Prière de corriger ou de confirmer avec le QG. Attention ! Le prix unitaire d'achat (1000 Fcfa) de Poisson frais type 9 en Pièce (Moyen) est relativement élevé par rapport aux autres prix observés dans cette zone. Prière de corriger ou de confirmer avec le QG. Difficile de consommer le Sel en Sachets industriel Moyen prière de verifier. Attention ! Le prix unitaire d'achat (50 Fcfa) de Sel en Sachets industriel (Moyen) est relativement faible par rapport aux autres prix observés dans cette zone. Prière de corriger ou de confirmer avec le QG. Le prix d'achat unitaire (300 Fcfa) de Riz importé parfumé en Sac (50 Kg) de taille taille unique est très faible, prière de regarder les reponses prises dans les questions s07bq07a s07bq07b s07bq07c s07bq08 pour mieux corriger. Attention ! Le prix unitaire d'achat (300 Fcfa) de Riz importé parfumé en Sac (50 Kg) (taille unique) est relativement faible par rapport aux autres prix observés dans cette zone. Prière de corriger ou de confirmer avec le QG. Attention ! Soupçons de quantité anormale! Le ménage de DJIBRIL DIEYE avec une taille de 9 personnes a consommé 28 Kg en taille unique de Riz importé parfumé qui est relativement élevé comme consommation par rapport à la condition de vie des autres ménages de même taille dans cette zone. Prière de corriger ou de confirmer avec le QG.</w:t>
       </w:r>
     </w:p>
     <w:p>
